--- a/LEARNING/Azure/Migration/Azure DB Migration.docx
+++ b/LEARNING/Azure/Migration/Azure DB Migration.docx
@@ -16,6 +16,7 @@
         <w:rPr>
           <w:rFonts w:ascii="Times New Roman" w:eastAsia="Times New Roman" w:hAnsi="Times New Roman" w:cs="Times New Roman"/>
           <w:kern w:val="0"/>
+          <w:highlight w:val="yellow"/>
           <w:lang w:eastAsia="en-IN"/>
           <w14:ligatures w14:val="none"/>
         </w:rPr>
@@ -26,6 +27,7 @@
         <w:rPr>
           <w:rFonts w:ascii="Times New Roman" w:eastAsia="Times New Roman" w:hAnsi="Times New Roman" w:cs="Times New Roman"/>
           <w:kern w:val="0"/>
+          <w:highlight w:val="yellow"/>
           <w:lang w:eastAsia="en-IN"/>
           <w14:ligatures w14:val="none"/>
         </w:rPr>
@@ -36,6 +38,7 @@
         <w:rPr>
           <w:rFonts w:ascii="Times New Roman" w:eastAsia="Times New Roman" w:hAnsi="Times New Roman" w:cs="Times New Roman"/>
           <w:kern w:val="0"/>
+          <w:highlight w:val="yellow"/>
           <w:lang w:eastAsia="en-IN"/>
           <w14:ligatures w14:val="none"/>
         </w:rPr>
@@ -166,6 +169,7 @@
     </w:p>
     <w:p>
       <w:pPr>
+        <w:shd w:val="clear" w:color="auto" w:fill="F6C5AC" w:themeFill="accent2" w:themeFillTint="66"/>
         <w:spacing w:before="100" w:beforeAutospacing="1" w:after="100" w:afterAutospacing="1" w:line="240" w:lineRule="auto"/>
         <w:rPr>
           <w:rFonts w:ascii="Times New Roman" w:eastAsia="Times New Roman" w:hAnsi="Times New Roman" w:cs="Times New Roman"/>
@@ -1630,6 +1634,7 @@
     </w:p>
     <w:p>
       <w:pPr>
+        <w:shd w:val="clear" w:color="auto" w:fill="F6C5AC" w:themeFill="accent2" w:themeFillTint="66"/>
         <w:spacing w:before="100" w:beforeAutospacing="1" w:after="100" w:afterAutospacing="1" w:line="240" w:lineRule="auto"/>
         <w:rPr>
           <w:rFonts w:ascii="Times New Roman" w:eastAsia="Times New Roman" w:hAnsi="Times New Roman" w:cs="Times New Roman"/>
@@ -1699,6 +1704,7 @@
     </w:p>
     <w:p>
       <w:pPr>
+        <w:shd w:val="clear" w:color="auto" w:fill="F6C5AC" w:themeFill="accent2" w:themeFillTint="66"/>
         <w:spacing w:before="100" w:beforeAutospacing="1" w:after="100" w:afterAutospacing="1" w:line="240" w:lineRule="auto"/>
         <w:rPr>
           <w:rFonts w:ascii="Times New Roman" w:eastAsia="Times New Roman" w:hAnsi="Times New Roman" w:cs="Times New Roman"/>
@@ -2247,7 +2253,28 @@
           <w:lang w:eastAsia="en-IN"/>
           <w14:ligatures w14:val="none"/>
         </w:rPr>
-        <w:t xml:space="preserve">Microsoft recommends performing a compatibility assessment before migration. Azure Migrate/SQL assessment can evaluate configuration and performance and recommend an Azure SQL target. </w:t>
+        <w:t xml:space="preserve">Microsoft recommends performing a compatibility assessment before migration. </w:t>
+      </w:r>
+    </w:p>
+    <w:p>
+      <w:pPr>
+        <w:shd w:val="clear" w:color="auto" w:fill="F6C5AC" w:themeFill="accent2" w:themeFillTint="66"/>
+        <w:spacing w:before="100" w:beforeAutospacing="1" w:after="100" w:afterAutospacing="1" w:line="240" w:lineRule="auto"/>
+        <w:rPr>
+          <w:rFonts w:ascii="Times New Roman" w:eastAsia="Times New Roman" w:hAnsi="Times New Roman" w:cs="Times New Roman"/>
+          <w:kern w:val="0"/>
+          <w:lang w:eastAsia="en-IN"/>
+          <w14:ligatures w14:val="none"/>
+        </w:rPr>
+      </w:pPr>
+      <w:r>
+        <w:rPr>
+          <w:rFonts w:ascii="Times New Roman" w:eastAsia="Times New Roman" w:hAnsi="Times New Roman" w:cs="Times New Roman"/>
+          <w:kern w:val="0"/>
+          <w:lang w:eastAsia="en-IN"/>
+          <w14:ligatures w14:val="none"/>
+        </w:rPr>
+        <w:t xml:space="preserve">Azure Migrate/SQL assessment can evaluate configuration and performance and recommend an Azure SQL target. </w:t>
       </w:r>
     </w:p>
     <w:p>
@@ -2268,7 +2295,7 @@
           <w14:ligatures w14:val="none"/>
         </w:rPr>
         <w:pict w14:anchorId="03950AB6">
-          <v:rect id="_x0000_i1221" style="width:0;height:1.5pt" o:hralign="center" o:hrstd="t" o:hr="t" fillcolor="#a0a0a0" stroked="f"/>
+          <v:rect id="_x0000_i1025" style="width:0;height:1.5pt" o:hralign="center" o:hrstd="t" o:hr="t" fillcolor="#a0a0a0" stroked="f"/>
         </w:pict>
       </w:r>
     </w:p>
@@ -2930,6 +2957,7 @@
           <w:lang w:eastAsia="en-IN"/>
           <w14:ligatures w14:val="none"/>
         </w:rPr>
+        <w:lastRenderedPageBreak/>
         <w:t>SSIS packages</w:t>
       </w:r>
     </w:p>
@@ -2992,7 +3020,6 @@
           <w:lang w:eastAsia="en-IN"/>
           <w14:ligatures w14:val="none"/>
         </w:rPr>
-        <w:lastRenderedPageBreak/>
         <w:t>For example:</w:t>
       </w:r>
     </w:p>
@@ -4299,6 +4326,7 @@
     </w:p>
     <w:p>
       <w:pPr>
+        <w:shd w:val="clear" w:color="auto" w:fill="F6C5AC" w:themeFill="accent2" w:themeFillTint="66"/>
         <w:spacing w:before="100" w:beforeAutospacing="1" w:after="100" w:afterAutospacing="1" w:line="240" w:lineRule="auto"/>
         <w:rPr>
           <w:rFonts w:ascii="Times New Roman" w:eastAsia="Times New Roman" w:hAnsi="Times New Roman" w:cs="Times New Roman"/>
@@ -4314,27 +4342,7 @@
           <w:lang w:eastAsia="en-IN"/>
           <w14:ligatures w14:val="none"/>
         </w:rPr>
-        <w:t xml:space="preserve">If </w:t>
-      </w:r>
-      <w:proofErr w:type="gramStart"/>
-      <w:r>
-        <w:rPr>
-          <w:rFonts w:ascii="Times New Roman" w:eastAsia="Times New Roman" w:hAnsi="Times New Roman" w:cs="Times New Roman"/>
-          <w:kern w:val="0"/>
-          <w:lang w:eastAsia="en-IN"/>
-          <w14:ligatures w14:val="none"/>
-        </w:rPr>
-        <w:t>your</w:t>
-      </w:r>
-      <w:proofErr w:type="gramEnd"/>
-      <w:r>
-        <w:rPr>
-          <w:rFonts w:ascii="Times New Roman" w:eastAsia="Times New Roman" w:hAnsi="Times New Roman" w:cs="Times New Roman"/>
-          <w:kern w:val="0"/>
-          <w:lang w:eastAsia="en-IN"/>
-          <w14:ligatures w14:val="none"/>
-        </w:rPr>
-        <w:t xml:space="preserve"> existing VM has lots of SQL Server-specific functionality, </w:t>
+        <w:t xml:space="preserve">If your existing VM has lots of SQL Server-specific functionality, </w:t>
       </w:r>
       <w:r>
         <w:rPr>
@@ -4375,7 +4383,7 @@
           <w14:ligatures w14:val="none"/>
         </w:rPr>
         <w:pict w14:anchorId="07C8972D">
-          <v:rect id="_x0000_i1222" style="width:0;height:1.5pt" o:hralign="center" o:hrstd="t" o:hr="t" fillcolor="#a0a0a0" stroked="f"/>
+          <v:rect id="_x0000_i1026" style="width:0;height:1.5pt" o:hralign="center" o:hrstd="t" o:hr="t" fillcolor="#a0a0a0" stroked="f"/>
         </w:pict>
       </w:r>
     </w:p>
@@ -4450,6 +4458,7 @@
     </w:p>
     <w:p>
       <w:pPr>
+        <w:shd w:val="clear" w:color="auto" w:fill="F6C5AC" w:themeFill="accent2" w:themeFillTint="66"/>
         <w:spacing w:before="100" w:beforeAutospacing="1" w:after="100" w:afterAutospacing="1" w:line="240" w:lineRule="auto"/>
         <w:rPr>
           <w:rFonts w:ascii="Times New Roman" w:eastAsia="Times New Roman" w:hAnsi="Times New Roman" w:cs="Times New Roman"/>
@@ -4505,6 +4514,7 @@
           <w:lang w:eastAsia="en-IN"/>
           <w14:ligatures w14:val="none"/>
         </w:rPr>
+        <w:lastRenderedPageBreak/>
         <w:t>The process is:</w:t>
       </w:r>
     </w:p>
@@ -4589,7 +4599,6 @@
           <w:lang w:eastAsia="en-IN"/>
           <w14:ligatures w14:val="none"/>
         </w:rPr>
-        <w:lastRenderedPageBreak/>
         <w:t xml:space="preserve">     │</w:t>
       </w:r>
     </w:p>
@@ -5155,7 +5164,7 @@
           <w14:ligatures w14:val="none"/>
         </w:rPr>
         <w:pict w14:anchorId="355C4F86">
-          <v:rect id="_x0000_i1223" style="width:0;height:1.5pt" o:hralign="center" o:hrstd="t" o:hr="t" fillcolor="#a0a0a0" stroked="f"/>
+          <v:rect id="_x0000_i1027" style="width:0;height:1.5pt" o:hralign="center" o:hrstd="t" o:hr="t" fillcolor="#a0a0a0" stroked="f"/>
         </w:pict>
       </w:r>
     </w:p>
@@ -6275,8 +6284,9 @@
           <w:lang w:eastAsia="en-IN"/>
           <w14:ligatures w14:val="none"/>
         </w:rPr>
+        <w:lastRenderedPageBreak/>
         <w:pict w14:anchorId="316387AB">
-          <v:rect id="_x0000_i1224" style="width:0;height:1.5pt" o:hralign="center" o:hrstd="t" o:hr="t" fillcolor="#a0a0a0" stroked="f"/>
+          <v:rect id="_x0000_i1028" style="width:0;height:1.5pt" o:hralign="center" o:hrstd="t" o:hr="t" fillcolor="#a0a0a0" stroked="f"/>
         </w:pict>
       </w:r>
     </w:p>
@@ -6306,7 +6316,6 @@
           <w:lang w:eastAsia="en-IN"/>
           <w14:ligatures w14:val="none"/>
         </w:rPr>
-        <w:lastRenderedPageBreak/>
         <w:t>5. Choose the appropriate compute tier</w:t>
       </w:r>
     </w:p>
@@ -7119,7 +7128,7 @@
           <w14:ligatures w14:val="none"/>
         </w:rPr>
         <w:pict w14:anchorId="5258899B">
-          <v:rect id="_x0000_i1225" style="width:0;height:1.5pt" o:hralign="center" o:hrstd="t" o:hr="t" fillcolor="#a0a0a0" stroked="f"/>
+          <v:rect id="_x0000_i1029" style="width:0;height:1.5pt" o:hralign="center" o:hrstd="t" o:hr="t" fillcolor="#a0a0a0" stroked="f"/>
         </w:pict>
       </w:r>
     </w:p>
@@ -7658,7 +7667,7 @@
           <w14:ligatures w14:val="none"/>
         </w:rPr>
         <w:pict w14:anchorId="29A3DB06">
-          <v:rect id="_x0000_i1226" style="width:0;height:1.5pt" o:hralign="center" o:hrstd="t" o:hr="t" fillcolor="#a0a0a0" stroked="f"/>
+          <v:rect id="_x0000_i1030" style="width:0;height:1.5pt" o:hralign="center" o:hrstd="t" o:hr="t" fillcolor="#a0a0a0" stroked="f"/>
         </w:pict>
       </w:r>
     </w:p>
@@ -8295,7 +8304,7 @@
           <w14:ligatures w14:val="none"/>
         </w:rPr>
         <w:pict w14:anchorId="0E16353F">
-          <v:rect id="_x0000_i1227" style="width:0;height:1.5pt" o:hralign="center" o:hrstd="t" o:hr="t" fillcolor="#a0a0a0" stroked="f"/>
+          <v:rect id="_x0000_i1031" style="width:0;height:1.5pt" o:hralign="center" o:hrstd="t" o:hr="t" fillcolor="#a0a0a0" stroked="f"/>
         </w:pict>
       </w:r>
     </w:p>
@@ -8367,7 +8376,7 @@
           <w14:ligatures w14:val="none"/>
         </w:rPr>
         <w:pict w14:anchorId="050570FB">
-          <v:rect id="_x0000_i1228" style="width:0;height:1.5pt" o:hralign="center" o:hrstd="t" o:hr="t" fillcolor="#a0a0a0" stroked="f"/>
+          <v:rect id="_x0000_i1032" style="width:0;height:1.5pt" o:hralign="center" o:hrstd="t" o:hr="t" fillcolor="#a0a0a0" stroked="f"/>
         </w:pict>
       </w:r>
     </w:p>
@@ -9065,7 +9074,7 @@
           <w14:ligatures w14:val="none"/>
         </w:rPr>
         <w:pict w14:anchorId="3CCBFE69">
-          <v:rect id="_x0000_i1229" style="width:0;height:1.5pt" o:hralign="center" o:hrstd="t" o:hr="t" fillcolor="#a0a0a0" stroked="f"/>
+          <v:rect id="_x0000_i1033" style="width:0;height:1.5pt" o:hralign="center" o:hrstd="t" o:hr="t" fillcolor="#a0a0a0" stroked="f"/>
         </w:pict>
       </w:r>
     </w:p>
@@ -9740,7 +9749,7 @@
           <w14:ligatures w14:val="none"/>
         </w:rPr>
         <w:pict w14:anchorId="78EBE8F1">
-          <v:rect id="_x0000_i1230" style="width:0;height:1.5pt" o:hralign="center" o:hrstd="t" o:hr="t" fillcolor="#a0a0a0" stroked="f"/>
+          <v:rect id="_x0000_i1034" style="width:0;height:1.5pt" o:hralign="center" o:hrstd="t" o:hr="t" fillcolor="#a0a0a0" stroked="f"/>
         </w:pict>
       </w:r>
     </w:p>
@@ -10720,7 +10729,7 @@
           <w14:ligatures w14:val="none"/>
         </w:rPr>
         <w:pict w14:anchorId="0D546DD9">
-          <v:rect id="_x0000_i1231" style="width:0;height:1.5pt" o:hralign="center" o:hrstd="t" o:hr="t" fillcolor="#a0a0a0" stroked="f"/>
+          <v:rect id="_x0000_i1035" style="width:0;height:1.5pt" o:hralign="center" o:hrstd="t" o:hr="t" fillcolor="#a0a0a0" stroked="f"/>
         </w:pict>
       </w:r>
     </w:p>
@@ -11496,7 +11505,7 @@
           <w14:ligatures w14:val="none"/>
         </w:rPr>
         <w:pict w14:anchorId="7B06E0E4">
-          <v:rect id="_x0000_i1232" style="width:0;height:1.5pt" o:hralign="center" o:hrstd="t" o:hr="t" fillcolor="#a0a0a0" stroked="f"/>
+          <v:rect id="_x0000_i1036" style="width:0;height:1.5pt" o:hralign="center" o:hrstd="t" o:hr="t" fillcolor="#a0a0a0" stroked="f"/>
         </w:pict>
       </w:r>
     </w:p>
@@ -12553,7 +12562,7 @@
           <w14:ligatures w14:val="none"/>
         </w:rPr>
         <w:pict w14:anchorId="51EE7A78">
-          <v:rect id="_x0000_i1233" style="width:0;height:1.5pt" o:hralign="center" o:hrstd="t" o:hr="t" fillcolor="#a0a0a0" stroked="f"/>
+          <v:rect id="_x0000_i1037" style="width:0;height:1.5pt" o:hralign="center" o:hrstd="t" o:hr="t" fillcolor="#a0a0a0" stroked="f"/>
         </w:pict>
       </w:r>
     </w:p>
@@ -13947,7 +13956,7 @@
           <w14:ligatures w14:val="none"/>
         </w:rPr>
         <w:pict w14:anchorId="44DD404F">
-          <v:rect id="_x0000_i1234" style="width:0;height:1.5pt" o:hralign="center" o:hrstd="t" o:hr="t" fillcolor="#a0a0a0" stroked="f"/>
+          <v:rect id="_x0000_i1038" style="width:0;height:1.5pt" o:hralign="center" o:hrstd="t" o:hr="t" fillcolor="#a0a0a0" stroked="f"/>
         </w:pict>
       </w:r>
     </w:p>
@@ -19146,7 +19155,7 @@
           <w14:ligatures w14:val="none"/>
         </w:rPr>
         <w:pict w14:anchorId="6650552C">
-          <v:rect id="_x0000_i1367" style="width:0;height:1.5pt" o:hralign="center" o:hrstd="t" o:hr="t" fillcolor="#a0a0a0" stroked="f"/>
+          <v:rect id="_x0000_i1039" style="width:0;height:1.5pt" o:hralign="center" o:hrstd="t" o:hr="t" fillcolor="#a0a0a0" stroked="f"/>
         </w:pict>
       </w:r>
     </w:p>
@@ -21104,7 +21113,7 @@
           <w14:ligatures w14:val="none"/>
         </w:rPr>
         <w:pict w14:anchorId="32E0591E">
-          <v:rect id="_x0000_i1368" style="width:0;height:1.5pt" o:hralign="center" o:hrstd="t" o:hr="t" fillcolor="#a0a0a0" stroked="f"/>
+          <v:rect id="_x0000_i1040" style="width:0;height:1.5pt" o:hralign="center" o:hrstd="t" o:hr="t" fillcolor="#a0a0a0" stroked="f"/>
         </w:pict>
       </w:r>
     </w:p>
@@ -22012,7 +22021,7 @@
           <w14:ligatures w14:val="none"/>
         </w:rPr>
         <w:pict w14:anchorId="63C7AF75">
-          <v:rect id="_x0000_i1369" style="width:0;height:1.5pt" o:hralign="center" o:hrstd="t" o:hr="t" fillcolor="#a0a0a0" stroked="f"/>
+          <v:rect id="_x0000_i1041" style="width:0;height:1.5pt" o:hralign="center" o:hrstd="t" o:hr="t" fillcolor="#a0a0a0" stroked="f"/>
         </w:pict>
       </w:r>
     </w:p>
@@ -23754,7 +23763,7 @@
           <w14:ligatures w14:val="none"/>
         </w:rPr>
         <w:pict w14:anchorId="7EA31A5B">
-          <v:rect id="_x0000_i1370" style="width:0;height:1.5pt" o:hralign="center" o:hrstd="t" o:hr="t" fillcolor="#a0a0a0" stroked="f"/>
+          <v:rect id="_x0000_i1042" style="width:0;height:1.5pt" o:hralign="center" o:hrstd="t" o:hr="t" fillcolor="#a0a0a0" stroked="f"/>
         </w:pict>
       </w:r>
     </w:p>
@@ -25103,7 +25112,7 @@
           <w14:ligatures w14:val="none"/>
         </w:rPr>
         <w:pict w14:anchorId="523702C1">
-          <v:rect id="_x0000_i1371" style="width:0;height:1.5pt" o:hralign="center" o:hrstd="t" o:hr="t" fillcolor="#a0a0a0" stroked="f"/>
+          <v:rect id="_x0000_i1043" style="width:0;height:1.5pt" o:hralign="center" o:hrstd="t" o:hr="t" fillcolor="#a0a0a0" stroked="f"/>
         </w:pict>
       </w:r>
     </w:p>
@@ -26038,7 +26047,7 @@
           <w14:ligatures w14:val="none"/>
         </w:rPr>
         <w:pict w14:anchorId="23717CF5">
-          <v:rect id="_x0000_i1372" style="width:0;height:1.5pt" o:hralign="center" o:hrstd="t" o:hr="t" fillcolor="#a0a0a0" stroked="f"/>
+          <v:rect id="_x0000_i1044" style="width:0;height:1.5pt" o:hralign="center" o:hrstd="t" o:hr="t" fillcolor="#a0a0a0" stroked="f"/>
         </w:pict>
       </w:r>
     </w:p>
@@ -26714,7 +26723,7 @@
           <w14:ligatures w14:val="none"/>
         </w:rPr>
         <w:pict w14:anchorId="53D38A7C">
-          <v:rect id="_x0000_i1373" style="width:0;height:1.5pt" o:hralign="center" o:hrstd="t" o:hr="t" fillcolor="#a0a0a0" stroked="f"/>
+          <v:rect id="_x0000_i1045" style="width:0;height:1.5pt" o:hralign="center" o:hrstd="t" o:hr="t" fillcolor="#a0a0a0" stroked="f"/>
         </w:pict>
       </w:r>
     </w:p>
@@ -27550,7 +27559,7 @@
           <w14:ligatures w14:val="none"/>
         </w:rPr>
         <w:pict w14:anchorId="75749BD3">
-          <v:rect id="_x0000_i1374" style="width:0;height:1.5pt" o:hralign="center" o:hrstd="t" o:hr="t" fillcolor="#a0a0a0" stroked="f"/>
+          <v:rect id="_x0000_i1046" style="width:0;height:1.5pt" o:hralign="center" o:hrstd="t" o:hr="t" fillcolor="#a0a0a0" stroked="f"/>
         </w:pict>
       </w:r>
     </w:p>
@@ -28391,7 +28400,7 @@
           <w14:ligatures w14:val="none"/>
         </w:rPr>
         <w:pict w14:anchorId="158AD342">
-          <v:rect id="_x0000_i1375" style="width:0;height:1.5pt" o:hralign="center" o:hrstd="t" o:hr="t" fillcolor="#a0a0a0" stroked="f"/>
+          <v:rect id="_x0000_i1047" style="width:0;height:1.5pt" o:hralign="center" o:hrstd="t" o:hr="t" fillcolor="#a0a0a0" stroked="f"/>
         </w:pict>
       </w:r>
     </w:p>
@@ -29119,7 +29128,7 @@
           <w14:ligatures w14:val="none"/>
         </w:rPr>
         <w:pict w14:anchorId="09D74A25">
-          <v:rect id="_x0000_i1376" style="width:0;height:1.5pt" o:hralign="center" o:hrstd="t" o:hr="t" fillcolor="#a0a0a0" stroked="f"/>
+          <v:rect id="_x0000_i1048" style="width:0;height:1.5pt" o:hralign="center" o:hrstd="t" o:hr="t" fillcolor="#a0a0a0" stroked="f"/>
         </w:pict>
       </w:r>
     </w:p>
@@ -30121,7 +30130,7 @@
           <w14:ligatures w14:val="none"/>
         </w:rPr>
         <w:pict w14:anchorId="234425A4">
-          <v:rect id="_x0000_i1377" style="width:0;height:1.5pt" o:hralign="center" o:hrstd="t" o:hr="t" fillcolor="#a0a0a0" stroked="f"/>
+          <v:rect id="_x0000_i1049" style="width:0;height:1.5pt" o:hralign="center" o:hrstd="t" o:hr="t" fillcolor="#a0a0a0" stroked="f"/>
         </w:pict>
       </w:r>
     </w:p>
